--- a/작업일지/30주차.docx
+++ b/작업일지/30주차.docx
@@ -507,7 +507,53 @@
           <w:tcPr>
             <w:tcW w:w="9214" w:type="dxa"/>
           </w:tcPr>
-          <w:p/>
+          <w:p>
+            <w:r>
+              <w:rPr>
+                <w:rFonts w:hint="eastAsia"/>
+              </w:rPr>
+              <w:t>-</w:t>
+            </w:r>
+            <w:r>
+              <w:rPr>
+                <w:rFonts w:hint="eastAsia"/>
+              </w:rPr>
+              <w:t xml:space="preserve">남은 </w:t>
+            </w:r>
+            <w:r>
+              <w:rPr>
+                <w:rFonts w:hint="eastAsia"/>
+              </w:rPr>
+              <w:t xml:space="preserve">타일맵 </w:t>
+            </w:r>
+            <w:r>
+              <w:rPr>
+                <w:rFonts w:hint="eastAsia"/>
+              </w:rPr>
+              <w:t>제작</w:t>
+            </w:r>
+          </w:p>
+          <w:p>
+            <w:r>
+              <w:rPr>
+                <w:rFonts w:hint="eastAsia"/>
+              </w:rPr>
+              <w:t>-몬스터 이동 마저 구현</w:t>
+            </w:r>
+          </w:p>
+          <w:p>
+            <w:pPr>
+              <w:rPr>
+                <w:rFonts w:hint="eastAsia"/>
+              </w:rPr>
+            </w:pPr>
+            <w:r>
+              <w:rPr>
+                <w:rFonts w:hint="eastAsia"/>
+              </w:rPr>
+              <w:t>-AddItemToInventory Packet recv, send 추가</w:t>
+            </w:r>
+          </w:p>
         </w:tc>
       </w:tr>
       <w:tr>
@@ -627,7 +673,60 @@
           <w:tcPr>
             <w:tcW w:w="9214" w:type="dxa"/>
           </w:tcPr>
-          <w:p/>
+          <w:p>
+            <w:r>
+              <w:rPr>
+                <w:rFonts w:hint="eastAsia"/>
+              </w:rPr>
+              <w:t>-타일맵 수가 꽤 많아서 14중 3개빼고 전부 제작했다.</w:t>
+            </w:r>
+          </w:p>
+          <w:p>
+            <w:r>
+              <w:rPr>
+                <w:rFonts w:hint="eastAsia"/>
+              </w:rPr>
+              <w:t>-몬스터가 자신이 있는 방에서 연결된 다른 방으로 넘어가는 것까지 구현했다. 다만, 아직 모든 타일맵이 완성된 게 아니라서 타일맵이 없는 방으로 이동하면 서버가 터진다. 그래서 일단 타일맵이 완성될 때까지는 MainRoom에서만 이동하도록 설정했다.</w:t>
+            </w:r>
+          </w:p>
+          <w:p>
+            <w:pPr>
+              <w:rPr>
+                <w:rFonts w:hint="eastAsia"/>
+              </w:rPr>
+            </w:pPr>
+            <w:r>
+              <w:rPr>
+                <w:rFonts w:hint="eastAsia"/>
+              </w:rPr>
+              <w:t>그리고 지금 타일맵 시작점과 모델의 시작점이 맞지 않는 모델이 몇 개 있는데 이건 따로 처리해야될 것 같다.</w:t>
+            </w:r>
+          </w:p>
+          <w:p>
+            <w:pPr>
+              <w:rPr>
+                <w:rFonts w:hint="eastAsia"/>
+              </w:rPr>
+            </w:pPr>
+            <w:r>
+              <w:rPr>
+                <w:rFonts w:hint="eastAsia"/>
+              </w:rPr>
+              <w:t xml:space="preserve">-이전에 아이템 획득을 하면 아이템을 삭제만 했는데, 획득한 플레이어의 인벤토리로 들어갈 수 있게 </w:t>
+            </w:r>
+            <w:r>
+              <w:rPr>
+                <w:rFonts w:hint="eastAsia"/>
+              </w:rPr>
+              <w:t>AddItemToInventory Packet recv, send 추가</w:t>
+            </w:r>
+            <w:r>
+              <w:rPr>
+                <w:rFonts w:hint="eastAsia"/>
+              </w:rPr>
+              <w:t>했다.</w:t>
+            </w:r>
+          </w:p>
         </w:tc>
       </w:tr>
       <w:tr>

--- a/작업일지/30주차.docx
+++ b/작업일지/30주차.docx
@@ -243,6 +243,7 @@
                 <w:bCs/>
               </w:rPr>
             </w:pPr>
+            <w:proofErr w:type="spellStart"/>
             <w:r>
               <w:rPr>
                 <w:rFonts w:hint="eastAsia"/>
@@ -251,6 +252,7 @@
               </w:rPr>
               <w:t>팀명</w:t>
             </w:r>
+            <w:proofErr w:type="spellEnd"/>
           </w:p>
         </w:tc>
         <w:tc>
@@ -357,7 +359,21 @@
               <w:rPr>
                 <w:rFonts w:hint="eastAsia"/>
               </w:rPr>
-              <w:t>2022182035 임채은(클라/서버)</w:t>
+              <w:t xml:space="preserve">2022182035 </w:t>
+            </w:r>
+            <w:proofErr w:type="spellStart"/>
+            <w:r>
+              <w:rPr>
+                <w:rFonts w:hint="eastAsia"/>
+              </w:rPr>
+              <w:t>임채은</w:t>
+            </w:r>
+            <w:proofErr w:type="spellEnd"/>
+            <w:r>
+              <w:rPr>
+                <w:rFonts w:hint="eastAsia"/>
+              </w:rPr>
+              <w:t>(클라/서버)</w:t>
             </w:r>
           </w:p>
         </w:tc>
@@ -478,7 +494,47 @@
           <w:tcPr>
             <w:tcW w:w="9214" w:type="dxa"/>
           </w:tcPr>
-          <w:p/>
+          <w:p>
+            <w:r>
+              <w:rPr>
+                <w:rFonts w:hint="eastAsia"/>
+              </w:rPr>
+              <w:t>- 큐브 수정</w:t>
+            </w:r>
+          </w:p>
+          <w:p>
+            <w:r>
+              <w:rPr>
+                <w:rFonts w:hint="eastAsia"/>
+              </w:rPr>
+              <w:t>- 무기(칼) 제작</w:t>
+            </w:r>
+          </w:p>
+          <w:p>
+            <w:pPr>
+              <w:rPr>
+                <w:rFonts w:hint="eastAsia"/>
+              </w:rPr>
+            </w:pPr>
+            <w:r>
+              <w:rPr>
+                <w:rFonts w:hint="eastAsia"/>
+              </w:rPr>
+              <w:t>- 플레이어</w:t>
+            </w:r>
+            <w:r>
+              <w:rPr>
+                <w:rFonts w:hint="eastAsia"/>
+              </w:rPr>
+              <w:t xml:space="preserve"> 모델 수정</w:t>
+            </w:r>
+            <w:r>
+              <w:rPr>
+                <w:rFonts w:hint="eastAsia"/>
+              </w:rPr>
+              <w:t xml:space="preserve"> 애니메이션 추가</w:t>
+            </w:r>
+          </w:p>
         </w:tc>
       </w:tr>
       <w:tr>
@@ -520,11 +576,19 @@
               </w:rPr>
               <w:t xml:space="preserve">남은 </w:t>
             </w:r>
-            <w:r>
-              <w:rPr>
-                <w:rFonts w:hint="eastAsia"/>
-              </w:rPr>
-              <w:t xml:space="preserve">타일맵 </w:t>
+            <w:proofErr w:type="spellStart"/>
+            <w:r>
+              <w:rPr>
+                <w:rFonts w:hint="eastAsia"/>
+              </w:rPr>
+              <w:t>타일맵</w:t>
+            </w:r>
+            <w:proofErr w:type="spellEnd"/>
+            <w:r>
+              <w:rPr>
+                <w:rFonts w:hint="eastAsia"/>
+              </w:rPr>
+              <w:t xml:space="preserve"> </w:t>
             </w:r>
             <w:r>
               <w:rPr>
@@ -542,16 +606,39 @@
             </w:r>
           </w:p>
           <w:p>
-            <w:pPr>
-              <w:rPr>
-                <w:rFonts w:hint="eastAsia"/>
-              </w:rPr>
-            </w:pPr>
-            <w:r>
-              <w:rPr>
-                <w:rFonts w:hint="eastAsia"/>
-              </w:rPr>
-              <w:t>-AddItemToInventory Packet recv, send 추가</w:t>
+            <w:r>
+              <w:rPr>
+                <w:rFonts w:hint="eastAsia"/>
+              </w:rPr>
+              <w:t>-</w:t>
+            </w:r>
+            <w:proofErr w:type="spellStart"/>
+            <w:r>
+              <w:rPr>
+                <w:rFonts w:hint="eastAsia"/>
+              </w:rPr>
+              <w:t>AddItemToInventory</w:t>
+            </w:r>
+            <w:proofErr w:type="spellEnd"/>
+            <w:r>
+              <w:rPr>
+                <w:rFonts w:hint="eastAsia"/>
+              </w:rPr>
+              <w:t xml:space="preserve"> Packet </w:t>
+            </w:r>
+            <w:proofErr w:type="spellStart"/>
+            <w:r>
+              <w:rPr>
+                <w:rFonts w:hint="eastAsia"/>
+              </w:rPr>
+              <w:t>recv</w:t>
+            </w:r>
+            <w:proofErr w:type="spellEnd"/>
+            <w:r>
+              <w:rPr>
+                <w:rFonts w:hint="eastAsia"/>
+              </w:rPr>
+              <w:t>, send 추가</w:t>
             </w:r>
           </w:p>
         </w:tc>
@@ -568,6 +655,7 @@
                 <w:bCs/>
               </w:rPr>
             </w:pPr>
+            <w:proofErr w:type="spellStart"/>
             <w:r>
               <w:rPr>
                 <w:rFonts w:hint="eastAsia"/>
@@ -576,6 +664,7 @@
               </w:rPr>
               <w:t>임채은</w:t>
             </w:r>
+            <w:proofErr w:type="spellEnd"/>
           </w:p>
         </w:tc>
         <w:tc>
@@ -640,10 +729,199 @@
             <w:tcW w:w="9214" w:type="dxa"/>
           </w:tcPr>
           <w:p>
+            <w:r>
+              <w:rPr>
+                <w:rFonts w:hint="eastAsia"/>
+              </w:rPr>
+              <w:t xml:space="preserve">- 큐브(방) 모델을 전부 수정하여 교체하였다. 이전에 모델을 만들면서 난간 등을 설치할 때 모듈화가 전혀 되어있지 않아 매번 새로 만드느라 시간이 오래 걸렸었기 때문에, 난간을 부위(일자, 절반, 코너(안쪽/바깥쪽))별로 모듈처럼 만들어보았다. 계단을 25로 나누어지게 만드는 일이 복잡하였다. </w:t>
+            </w:r>
+          </w:p>
+          <w:p>
             <w:pPr>
-              <w:pStyle w:val="a6"/>
-              <w:ind w:left="880"/>
+              <w:rPr>
+                <w:rFonts w:hint="eastAsia"/>
+              </w:rPr>
             </w:pPr>
+            <w:r>
+              <w:rPr>
+                <w:rFonts w:hint="eastAsia"/>
+              </w:rPr>
+              <w:t xml:space="preserve">- 플레이어의 무기 중 </w:t>
+            </w:r>
+            <w:r>
+              <w:t>Cutlass</w:t>
+            </w:r>
+            <w:r>
+              <w:rPr>
+                <w:rFonts w:hint="eastAsia"/>
+              </w:rPr>
+              <w:t>(칼)을 제작하였다.</w:t>
+            </w:r>
+          </w:p>
+          <w:p>
+            <w:pPr>
+              <w:rPr>
+                <w:rFonts w:hint="eastAsia"/>
+              </w:rPr>
+            </w:pPr>
+            <w:r>
+              <w:rPr>
+                <w:rFonts w:hint="eastAsia"/>
+              </w:rPr>
+              <w:t xml:space="preserve">- </w:t>
+            </w:r>
+            <w:proofErr w:type="spellStart"/>
+            <w:r>
+              <w:rPr>
+                <w:rFonts w:hint="eastAsia"/>
+              </w:rPr>
+              <w:t>믹사모에서</w:t>
+            </w:r>
+            <w:proofErr w:type="spellEnd"/>
+            <w:r>
+              <w:rPr>
+                <w:rFonts w:hint="eastAsia"/>
+              </w:rPr>
+              <w:t xml:space="preserve"> 가져와서 사용하기로 한 플레이어 애니메이션이 </w:t>
+            </w:r>
+            <w:proofErr w:type="spellStart"/>
+            <w:r>
+              <w:rPr>
+                <w:rFonts w:hint="eastAsia"/>
+              </w:rPr>
+              <w:t>언리얼로</w:t>
+            </w:r>
+            <w:proofErr w:type="spellEnd"/>
+            <w:r>
+              <w:rPr>
+                <w:rFonts w:hint="eastAsia"/>
+              </w:rPr>
+              <w:t xml:space="preserve"> </w:t>
+            </w:r>
+            <w:proofErr w:type="spellStart"/>
+            <w:r>
+              <w:rPr>
+                <w:rFonts w:hint="eastAsia"/>
+              </w:rPr>
+              <w:t>임포트했을</w:t>
+            </w:r>
+            <w:proofErr w:type="spellEnd"/>
+            <w:r>
+              <w:rPr>
+                <w:rFonts w:hint="eastAsia"/>
+              </w:rPr>
+              <w:t xml:space="preserve"> 때 제대로 출력되지 않는다고 하여서 모델을 살펴보았다. 기존 모델의 </w:t>
+            </w:r>
+            <w:proofErr w:type="spellStart"/>
+            <w:r>
+              <w:t>fbx</w:t>
+            </w:r>
+            <w:proofErr w:type="spellEnd"/>
+            <w:r>
+              <w:rPr>
+                <w:rFonts w:hint="eastAsia"/>
+              </w:rPr>
+              <w:t xml:space="preserve"> 파일에는 3</w:t>
+            </w:r>
+            <w:r>
+              <w:t>dsMax</w:t>
+            </w:r>
+            <w:r>
+              <w:rPr>
+                <w:rFonts w:hint="eastAsia"/>
+              </w:rPr>
+              <w:t xml:space="preserve">의 </w:t>
+            </w:r>
+            <w:proofErr w:type="spellStart"/>
+            <w:r>
+              <w:rPr>
+                <w:rFonts w:hint="eastAsia"/>
+              </w:rPr>
+              <w:t>바이패드의</w:t>
+            </w:r>
+            <w:proofErr w:type="spellEnd"/>
+            <w:r>
+              <w:rPr>
+                <w:rFonts w:hint="eastAsia"/>
+              </w:rPr>
+              <w:t xml:space="preserve"> 뼈 구조가 </w:t>
+            </w:r>
+            <w:proofErr w:type="spellStart"/>
+            <w:r>
+              <w:rPr>
+                <w:rFonts w:hint="eastAsia"/>
+              </w:rPr>
+              <w:t>적용되어있었던</w:t>
+            </w:r>
+            <w:proofErr w:type="spellEnd"/>
+            <w:r>
+              <w:rPr>
+                <w:rFonts w:hint="eastAsia"/>
+              </w:rPr>
+              <w:t xml:space="preserve"> 터라, </w:t>
+            </w:r>
+            <w:proofErr w:type="spellStart"/>
+            <w:r>
+              <w:rPr>
+                <w:rFonts w:hint="eastAsia"/>
+              </w:rPr>
+              <w:t>믹사모에서</w:t>
+            </w:r>
+            <w:proofErr w:type="spellEnd"/>
+            <w:r>
+              <w:rPr>
+                <w:rFonts w:hint="eastAsia"/>
+              </w:rPr>
+              <w:t xml:space="preserve"> 오토 </w:t>
+            </w:r>
+            <w:proofErr w:type="spellStart"/>
+            <w:r>
+              <w:rPr>
+                <w:rFonts w:hint="eastAsia"/>
+              </w:rPr>
+              <w:t>리깅을</w:t>
+            </w:r>
+            <w:proofErr w:type="spellEnd"/>
+            <w:r>
+              <w:rPr>
+                <w:rFonts w:hint="eastAsia"/>
+              </w:rPr>
+              <w:t xml:space="preserve"> 한 결과가 제대로 </w:t>
+            </w:r>
+            <w:proofErr w:type="spellStart"/>
+            <w:r>
+              <w:rPr>
+                <w:rFonts w:hint="eastAsia"/>
+              </w:rPr>
+              <w:t>언리얼에</w:t>
+            </w:r>
+            <w:proofErr w:type="spellEnd"/>
+            <w:r>
+              <w:rPr>
+                <w:rFonts w:hint="eastAsia"/>
+              </w:rPr>
+              <w:t xml:space="preserve"> 넘어가지 않았던 것으로 추측된다. </w:t>
+            </w:r>
+            <w:r>
+              <w:rPr>
+                <w:rFonts w:hint="eastAsia"/>
+              </w:rPr>
+              <w:t xml:space="preserve">맥스에서 뼈구조를 삭제하고 </w:t>
+            </w:r>
+            <w:proofErr w:type="spellStart"/>
+            <w:r>
+              <w:rPr>
+                <w:rFonts w:hint="eastAsia"/>
+              </w:rPr>
+              <w:t>메쉬</w:t>
+            </w:r>
+            <w:proofErr w:type="spellEnd"/>
+            <w:r>
+              <w:rPr>
+                <w:rFonts w:hint="eastAsia"/>
+              </w:rPr>
+              <w:t xml:space="preserve"> 뿐인 데이터를 이용하여 문제를 해결하였다. 기존에 채은이가 찾아놓았던 애니메이션을 다시 적용하였다.</w:t>
+            </w:r>
           </w:p>
         </w:tc>
       </w:tr>
@@ -678,53 +956,172 @@
               <w:rPr>
                 <w:rFonts w:hint="eastAsia"/>
               </w:rPr>
-              <w:t>-타일맵 수가 꽤 많아서 14중 3개빼고 전부 제작했다.</w:t>
-            </w:r>
-          </w:p>
-          <w:p>
-            <w:r>
-              <w:rPr>
-                <w:rFonts w:hint="eastAsia"/>
-              </w:rPr>
-              <w:t>-몬스터가 자신이 있는 방에서 연결된 다른 방으로 넘어가는 것까지 구현했다. 다만, 아직 모든 타일맵이 완성된 게 아니라서 타일맵이 없는 방으로 이동하면 서버가 터진다. 그래서 일단 타일맵이 완성될 때까지는 MainRoom에서만 이동하도록 설정했다.</w:t>
-            </w:r>
-          </w:p>
-          <w:p>
-            <w:pPr>
-              <w:rPr>
-                <w:rFonts w:hint="eastAsia"/>
-              </w:rPr>
-            </w:pPr>
-            <w:r>
-              <w:rPr>
-                <w:rFonts w:hint="eastAsia"/>
-              </w:rPr>
-              <w:t>그리고 지금 타일맵 시작점과 모델의 시작점이 맞지 않는 모델이 몇 개 있는데 이건 따로 처리해야될 것 같다.</w:t>
-            </w:r>
-          </w:p>
-          <w:p>
-            <w:pPr>
-              <w:rPr>
-                <w:rFonts w:hint="eastAsia"/>
-              </w:rPr>
-            </w:pPr>
-            <w:r>
-              <w:rPr>
-                <w:rFonts w:hint="eastAsia"/>
-              </w:rPr>
+              <w:t>-</w:t>
+            </w:r>
+            <w:proofErr w:type="spellStart"/>
+            <w:r>
+              <w:rPr>
+                <w:rFonts w:hint="eastAsia"/>
+              </w:rPr>
+              <w:t>타일맵</w:t>
+            </w:r>
+            <w:proofErr w:type="spellEnd"/>
+            <w:r>
+              <w:rPr>
+                <w:rFonts w:hint="eastAsia"/>
+              </w:rPr>
+              <w:t xml:space="preserve"> 수가 꽤 많아서 14중 3개빼고 전부 제작했다.</w:t>
+            </w:r>
+          </w:p>
+          <w:p>
+            <w:r>
+              <w:rPr>
+                <w:rFonts w:hint="eastAsia"/>
+              </w:rPr>
+              <w:t xml:space="preserve">-몬스터가 자신이 있는 방에서 연결된 다른 방으로 넘어가는 것까지 구현했다. 다만, 아직 모든 </w:t>
+            </w:r>
+            <w:proofErr w:type="spellStart"/>
+            <w:r>
+              <w:rPr>
+                <w:rFonts w:hint="eastAsia"/>
+              </w:rPr>
+              <w:t>타일맵이</w:t>
+            </w:r>
+            <w:proofErr w:type="spellEnd"/>
+            <w:r>
+              <w:rPr>
+                <w:rFonts w:hint="eastAsia"/>
+              </w:rPr>
+              <w:t xml:space="preserve"> 완성된 게 </w:t>
+            </w:r>
+            <w:proofErr w:type="spellStart"/>
+            <w:r>
+              <w:rPr>
+                <w:rFonts w:hint="eastAsia"/>
+              </w:rPr>
+              <w:t>아니라서</w:t>
+            </w:r>
+            <w:proofErr w:type="spellEnd"/>
+            <w:r>
+              <w:rPr>
+                <w:rFonts w:hint="eastAsia"/>
+              </w:rPr>
+              <w:t xml:space="preserve"> </w:t>
+            </w:r>
+            <w:proofErr w:type="spellStart"/>
+            <w:r>
+              <w:rPr>
+                <w:rFonts w:hint="eastAsia"/>
+              </w:rPr>
+              <w:t>타일맵이</w:t>
+            </w:r>
+            <w:proofErr w:type="spellEnd"/>
+            <w:r>
+              <w:rPr>
+                <w:rFonts w:hint="eastAsia"/>
+              </w:rPr>
+              <w:t xml:space="preserve"> 없는 방으로 이동하면 서버가 터진다. 그래서 일단 </w:t>
+            </w:r>
+            <w:proofErr w:type="spellStart"/>
+            <w:r>
+              <w:rPr>
+                <w:rFonts w:hint="eastAsia"/>
+              </w:rPr>
+              <w:t>타일맵이</w:t>
+            </w:r>
+            <w:proofErr w:type="spellEnd"/>
+            <w:r>
+              <w:rPr>
+                <w:rFonts w:hint="eastAsia"/>
+              </w:rPr>
+              <w:t xml:space="preserve"> 완성될 때까지는 </w:t>
+            </w:r>
+            <w:proofErr w:type="spellStart"/>
+            <w:r>
+              <w:rPr>
+                <w:rFonts w:hint="eastAsia"/>
+              </w:rPr>
+              <w:t>MainRoom</w:t>
+            </w:r>
+            <w:proofErr w:type="spellEnd"/>
+            <w:r>
+              <w:rPr>
+                <w:rFonts w:hint="eastAsia"/>
+              </w:rPr>
+              <w:t>에서만 이동하도록 설정했다.</w:t>
+            </w:r>
+          </w:p>
+          <w:p>
+            <w:r>
+              <w:rPr>
+                <w:rFonts w:hint="eastAsia"/>
+              </w:rPr>
+              <w:t xml:space="preserve">그리고 지금 </w:t>
+            </w:r>
+            <w:proofErr w:type="spellStart"/>
+            <w:r>
+              <w:rPr>
+                <w:rFonts w:hint="eastAsia"/>
+              </w:rPr>
+              <w:t>타일맵</w:t>
+            </w:r>
+            <w:proofErr w:type="spellEnd"/>
+            <w:r>
+              <w:rPr>
+                <w:rFonts w:hint="eastAsia"/>
+              </w:rPr>
+              <w:t xml:space="preserve"> 시작점과 모델의 시작점이 맞지 않는 모델이 몇 개 있는데 이건 따로 </w:t>
+            </w:r>
+            <w:proofErr w:type="spellStart"/>
+            <w:r>
+              <w:rPr>
+                <w:rFonts w:hint="eastAsia"/>
+              </w:rPr>
+              <w:t>처리해야될</w:t>
+            </w:r>
+            <w:proofErr w:type="spellEnd"/>
+            <w:r>
+              <w:rPr>
+                <w:rFonts w:hint="eastAsia"/>
+              </w:rPr>
+              <w:t xml:space="preserve"> 것 같다.</w:t>
+            </w:r>
+          </w:p>
+          <w:p>
+            <w:r>
+              <w:rPr>
+                <w:rFonts w:hint="eastAsia"/>
+              </w:rPr>
+              <w:lastRenderedPageBreak/>
               <w:t xml:space="preserve">-이전에 아이템 획득을 하면 아이템을 삭제만 했는데, 획득한 플레이어의 인벤토리로 들어갈 수 있게 </w:t>
             </w:r>
-            <w:r>
-              <w:rPr>
-                <w:rFonts w:hint="eastAsia"/>
-              </w:rPr>
-              <w:t>AddItemToInventory Packet recv, send 추가</w:t>
-            </w:r>
-            <w:r>
-              <w:rPr>
-                <w:rFonts w:hint="eastAsia"/>
-              </w:rPr>
-              <w:t>했다.</w:t>
+            <w:proofErr w:type="spellStart"/>
+            <w:r>
+              <w:rPr>
+                <w:rFonts w:hint="eastAsia"/>
+              </w:rPr>
+              <w:t>AddItemToInventory</w:t>
+            </w:r>
+            <w:proofErr w:type="spellEnd"/>
+            <w:r>
+              <w:rPr>
+                <w:rFonts w:hint="eastAsia"/>
+              </w:rPr>
+              <w:t xml:space="preserve"> Packet </w:t>
+            </w:r>
+            <w:proofErr w:type="spellStart"/>
+            <w:r>
+              <w:rPr>
+                <w:rFonts w:hint="eastAsia"/>
+              </w:rPr>
+              <w:t>recv</w:t>
+            </w:r>
+            <w:proofErr w:type="spellEnd"/>
+            <w:r>
+              <w:rPr>
+                <w:rFonts w:hint="eastAsia"/>
+              </w:rPr>
+              <w:t>, send 추가했다.</w:t>
             </w:r>
           </w:p>
         </w:tc>
@@ -741,14 +1138,17 @@
                 <w:bCs/>
               </w:rPr>
             </w:pPr>
+            <w:proofErr w:type="spellStart"/>
             <w:r>
               <w:rPr>
                 <w:rFonts w:hint="eastAsia"/>
                 <w:b/>
                 <w:bCs/>
               </w:rPr>
+              <w:lastRenderedPageBreak/>
               <w:t>임채은</w:t>
             </w:r>
+            <w:proofErr w:type="spellEnd"/>
           </w:p>
         </w:tc>
         <w:tc>
@@ -2243,4 +2643,16 @@
     </a:ext>
   </a:extLst>
 </a:theme>
+</file>
+
+<file path=customXml/item1.xml><?xml version="1.0" encoding="utf-8"?>
+<b:Sources xmlns:b="http://schemas.openxmlformats.org/officeDocument/2006/bibliography" xmlns="http://schemas.openxmlformats.org/officeDocument/2006/bibliography" SelectedStyle="\APASixthEditionOfficeOnline.xsl" StyleName="APA" Version="6"/>
+</file>
+
+<file path=customXml/itemProps1.xml><?xml version="1.0" encoding="utf-8"?>
+<ds:datastoreItem xmlns:ds="http://schemas.openxmlformats.org/officeDocument/2006/customXml" ds:itemID="{59B0CCE6-245B-4705-B2CC-EC60D15A26C6}">
+  <ds:schemaRefs>
+    <ds:schemaRef ds:uri="http://schemas.openxmlformats.org/officeDocument/2006/bibliography"/>
+  </ds:schemaRefs>
+</ds:datastoreItem>
 </file>
--- a/작업일지/30주차.docx
+++ b/작업일지/30주차.docx
@@ -126,6 +126,12 @@
             <w:pPr>
               <w:jc w:val="center"/>
             </w:pPr>
+            <w:r>
+              <w:rPr>
+                <w:rFonts w:hint="eastAsia"/>
+              </w:rPr>
+              <w:t>30</w:t>
+            </w:r>
           </w:p>
         </w:tc>
         <w:tc>
@@ -243,7 +249,6 @@
                 <w:bCs/>
               </w:rPr>
             </w:pPr>
-            <w:proofErr w:type="spellStart"/>
             <w:r>
               <w:rPr>
                 <w:rFonts w:hint="eastAsia"/>
@@ -252,7 +257,6 @@
               </w:rPr>
               <w:t>팀명</w:t>
             </w:r>
-            <w:proofErr w:type="spellEnd"/>
           </w:p>
         </w:tc>
         <w:tc>
@@ -359,81 +363,19 @@
               <w:rPr>
                 <w:rFonts w:hint="eastAsia"/>
               </w:rPr>
-              <w:t xml:space="preserve">2022182035 </w:t>
-            </w:r>
-            <w:proofErr w:type="spellStart"/>
-            <w:r>
-              <w:rPr>
-                <w:rFonts w:hint="eastAsia"/>
-              </w:rPr>
-              <w:t>임채은</w:t>
-            </w:r>
-            <w:proofErr w:type="spellEnd"/>
-            <w:r>
-              <w:rPr>
-                <w:rFonts w:hint="eastAsia"/>
-              </w:rPr>
-              <w:t>(클라/서버)</w:t>
+              <w:t>2022182035 임채은(클라/서버)</w:t>
             </w:r>
           </w:p>
         </w:tc>
       </w:tr>
     </w:tbl>
-    <w:p/>
     <w:p>
       <w:pPr>
-        <w:rPr>
-          <w:b/>
-          <w:bCs/>
-        </w:rPr>
-      </w:pPr>
-      <w:r>
         <w:rPr>
           <w:rFonts w:hint="eastAsia"/>
-          <w:b/>
-          <w:bCs/>
         </w:rPr>
-        <w:t>회의록</w:t>
-      </w:r>
-      <w:r>
-        <w:rPr>
-          <w:rFonts w:hint="eastAsia"/>
-          <w:b/>
-          <w:bCs/>
-        </w:rPr>
-        <w:t xml:space="preserve"> </w:t>
-      </w:r>
-      <w:r>
-        <w:rPr>
-          <w:rFonts w:hint="eastAsia"/>
-          <w:b/>
-          <w:bCs/>
-        </w:rPr>
-        <w:t>()</w:t>
-      </w:r>
+      </w:pPr>
     </w:p>
-    <w:tbl>
-      <w:tblPr>
-        <w:tblStyle w:val="aa"/>
-        <w:tblW w:w="10485" w:type="dxa"/>
-        <w:tblLook w:val="04A0" w:firstRow="1" w:lastRow="0" w:firstColumn="1" w:lastColumn="0" w:noHBand="0" w:noVBand="1"/>
-      </w:tblPr>
-      <w:tblGrid>
-        <w:gridCol w:w="10485"/>
-      </w:tblGrid>
-      <w:tr>
-        <w:trPr>
-          <w:trHeight w:val="465"/>
-        </w:trPr>
-        <w:tc>
-          <w:tcPr>
-            <w:tcW w:w="10485" w:type="dxa"/>
-          </w:tcPr>
-          <w:p/>
-        </w:tc>
-      </w:tr>
-    </w:tbl>
-    <w:p/>
     <w:p>
       <w:pPr>
         <w:rPr>
@@ -511,11 +453,6 @@
             </w:r>
           </w:p>
           <w:p>
-            <w:pPr>
-              <w:rPr>
-                <w:rFonts w:hint="eastAsia"/>
-              </w:rPr>
-            </w:pPr>
             <w:r>
               <w:rPr>
                 <w:rFonts w:hint="eastAsia"/>
@@ -576,19 +513,11 @@
               </w:rPr>
               <w:t xml:space="preserve">남은 </w:t>
             </w:r>
-            <w:proofErr w:type="spellStart"/>
-            <w:r>
-              <w:rPr>
-                <w:rFonts w:hint="eastAsia"/>
-              </w:rPr>
-              <w:t>타일맵</w:t>
-            </w:r>
-            <w:proofErr w:type="spellEnd"/>
-            <w:r>
-              <w:rPr>
-                <w:rFonts w:hint="eastAsia"/>
-              </w:rPr>
-              <w:t xml:space="preserve"> </w:t>
+            <w:r>
+              <w:rPr>
+                <w:rFonts w:hint="eastAsia"/>
+              </w:rPr>
+              <w:t xml:space="preserve">타일맵 </w:t>
             </w:r>
             <w:r>
               <w:rPr>
@@ -602,43 +531,29 @@
               <w:rPr>
                 <w:rFonts w:hint="eastAsia"/>
               </w:rPr>
-              <w:t>-몬스터 이동 마저 구현</w:t>
-            </w:r>
-          </w:p>
-          <w:p>
-            <w:r>
-              <w:rPr>
-                <w:rFonts w:hint="eastAsia"/>
-              </w:rPr>
-              <w:t>-</w:t>
-            </w:r>
-            <w:proofErr w:type="spellStart"/>
-            <w:r>
-              <w:rPr>
-                <w:rFonts w:hint="eastAsia"/>
-              </w:rPr>
-              <w:t>AddItemToInventory</w:t>
-            </w:r>
-            <w:proofErr w:type="spellEnd"/>
-            <w:r>
-              <w:rPr>
-                <w:rFonts w:hint="eastAsia"/>
-              </w:rPr>
-              <w:t xml:space="preserve"> Packet </w:t>
-            </w:r>
-            <w:proofErr w:type="spellStart"/>
-            <w:r>
-              <w:rPr>
-                <w:rFonts w:hint="eastAsia"/>
-              </w:rPr>
-              <w:t>recv</w:t>
-            </w:r>
-            <w:proofErr w:type="spellEnd"/>
-            <w:r>
-              <w:rPr>
-                <w:rFonts w:hint="eastAsia"/>
-              </w:rPr>
-              <w:t>, send 추가</w:t>
+              <w:t xml:space="preserve">-몬스터 </w:t>
+            </w:r>
+            <w:proofErr w:type="gramStart"/>
+            <w:r>
+              <w:rPr>
+                <w:rFonts w:hint="eastAsia"/>
+              </w:rPr>
+              <w:t>이동 마저</w:t>
+            </w:r>
+            <w:proofErr w:type="gramEnd"/>
+            <w:r>
+              <w:rPr>
+                <w:rFonts w:hint="eastAsia"/>
+              </w:rPr>
+              <w:t xml:space="preserve"> 구현</w:t>
+            </w:r>
+          </w:p>
+          <w:p>
+            <w:r>
+              <w:rPr>
+                <w:rFonts w:hint="eastAsia"/>
+              </w:rPr>
+              <w:t>-AddItemToInventory Packet recv, send 추가</w:t>
             </w:r>
           </w:p>
         </w:tc>
@@ -655,7 +570,6 @@
                 <w:bCs/>
               </w:rPr>
             </w:pPr>
-            <w:proofErr w:type="spellStart"/>
             <w:r>
               <w:rPr>
                 <w:rFonts w:hint="eastAsia"/>
@@ -664,14 +578,20 @@
               </w:rPr>
               <w:t>임채은</w:t>
             </w:r>
-            <w:proofErr w:type="spellEnd"/>
           </w:p>
         </w:tc>
         <w:tc>
           <w:tcPr>
             <w:tcW w:w="9214" w:type="dxa"/>
           </w:tcPr>
-          <w:p/>
+          <w:p>
+            <w:r>
+              <w:rPr>
+                <w:rFonts w:hint="eastAsia"/>
+              </w:rPr>
+              <w:t>- 애니메이션 구현하기</w:t>
+            </w:r>
+          </w:p>
         </w:tc>
       </w:tr>
     </w:tbl>
@@ -737,11 +657,6 @@
             </w:r>
           </w:p>
           <w:p>
-            <w:pPr>
-              <w:rPr>
-                <w:rFonts w:hint="eastAsia"/>
-              </w:rPr>
-            </w:pPr>
             <w:r>
               <w:rPr>
                 <w:rFonts w:hint="eastAsia"/>
@@ -759,64 +674,15 @@
             </w:r>
           </w:p>
           <w:p>
-            <w:pPr>
-              <w:rPr>
-                <w:rFonts w:hint="eastAsia"/>
-              </w:rPr>
-            </w:pPr>
-            <w:r>
-              <w:rPr>
-                <w:rFonts w:hint="eastAsia"/>
-              </w:rPr>
-              <w:t xml:space="preserve">- </w:t>
-            </w:r>
-            <w:proofErr w:type="spellStart"/>
-            <w:r>
-              <w:rPr>
-                <w:rFonts w:hint="eastAsia"/>
-              </w:rPr>
-              <w:t>믹사모에서</w:t>
-            </w:r>
-            <w:proofErr w:type="spellEnd"/>
-            <w:r>
-              <w:rPr>
-                <w:rFonts w:hint="eastAsia"/>
-              </w:rPr>
-              <w:t xml:space="preserve"> 가져와서 사용하기로 한 플레이어 애니메이션이 </w:t>
-            </w:r>
-            <w:proofErr w:type="spellStart"/>
-            <w:r>
-              <w:rPr>
-                <w:rFonts w:hint="eastAsia"/>
-              </w:rPr>
-              <w:t>언리얼로</w:t>
-            </w:r>
-            <w:proofErr w:type="spellEnd"/>
-            <w:r>
-              <w:rPr>
-                <w:rFonts w:hint="eastAsia"/>
-              </w:rPr>
-              <w:t xml:space="preserve"> </w:t>
-            </w:r>
-            <w:proofErr w:type="spellStart"/>
-            <w:r>
-              <w:rPr>
-                <w:rFonts w:hint="eastAsia"/>
-              </w:rPr>
-              <w:t>임포트했을</w:t>
-            </w:r>
-            <w:proofErr w:type="spellEnd"/>
-            <w:r>
-              <w:rPr>
-                <w:rFonts w:hint="eastAsia"/>
-              </w:rPr>
-              <w:t xml:space="preserve"> 때 제대로 출력되지 않는다고 하여서 모델을 살펴보았다. 기존 모델의 </w:t>
-            </w:r>
-            <w:proofErr w:type="spellStart"/>
+            <w:r>
+              <w:rPr>
+                <w:rFonts w:hint="eastAsia"/>
+              </w:rPr>
+              <w:t xml:space="preserve">- 믹사모에서 가져와서 사용하기로 한 플레이어 애니메이션이 언리얼로 임포트했을 때 제대로 출력되지 않는다고 하여서 모델을 살펴보았다. 기존 모델의 </w:t>
+            </w:r>
             <w:r>
               <w:t>fbx</w:t>
             </w:r>
-            <w:proofErr w:type="spellEnd"/>
             <w:r>
               <w:rPr>
                 <w:rFonts w:hint="eastAsia"/>
@@ -830,97 +696,13 @@
               <w:rPr>
                 <w:rFonts w:hint="eastAsia"/>
               </w:rPr>
-              <w:t xml:space="preserve">의 </w:t>
-            </w:r>
-            <w:proofErr w:type="spellStart"/>
-            <w:r>
-              <w:rPr>
-                <w:rFonts w:hint="eastAsia"/>
-              </w:rPr>
-              <w:t>바이패드의</w:t>
-            </w:r>
-            <w:proofErr w:type="spellEnd"/>
-            <w:r>
-              <w:rPr>
-                <w:rFonts w:hint="eastAsia"/>
-              </w:rPr>
-              <w:t xml:space="preserve"> 뼈 구조가 </w:t>
-            </w:r>
-            <w:proofErr w:type="spellStart"/>
-            <w:r>
-              <w:rPr>
-                <w:rFonts w:hint="eastAsia"/>
-              </w:rPr>
-              <w:t>적용되어있었던</w:t>
-            </w:r>
-            <w:proofErr w:type="spellEnd"/>
-            <w:r>
-              <w:rPr>
-                <w:rFonts w:hint="eastAsia"/>
-              </w:rPr>
-              <w:t xml:space="preserve"> 터라, </w:t>
-            </w:r>
-            <w:proofErr w:type="spellStart"/>
-            <w:r>
-              <w:rPr>
-                <w:rFonts w:hint="eastAsia"/>
-              </w:rPr>
-              <w:t>믹사모에서</w:t>
-            </w:r>
-            <w:proofErr w:type="spellEnd"/>
-            <w:r>
-              <w:rPr>
-                <w:rFonts w:hint="eastAsia"/>
-              </w:rPr>
-              <w:t xml:space="preserve"> 오토 </w:t>
-            </w:r>
-            <w:proofErr w:type="spellStart"/>
-            <w:r>
-              <w:rPr>
-                <w:rFonts w:hint="eastAsia"/>
-              </w:rPr>
-              <w:t>리깅을</w:t>
-            </w:r>
-            <w:proofErr w:type="spellEnd"/>
-            <w:r>
-              <w:rPr>
-                <w:rFonts w:hint="eastAsia"/>
-              </w:rPr>
-              <w:t xml:space="preserve"> 한 결과가 제대로 </w:t>
-            </w:r>
-            <w:proofErr w:type="spellStart"/>
-            <w:r>
-              <w:rPr>
-                <w:rFonts w:hint="eastAsia"/>
-              </w:rPr>
-              <w:t>언리얼에</w:t>
-            </w:r>
-            <w:proofErr w:type="spellEnd"/>
-            <w:r>
-              <w:rPr>
-                <w:rFonts w:hint="eastAsia"/>
-              </w:rPr>
-              <w:t xml:space="preserve"> 넘어가지 않았던 것으로 추측된다. </w:t>
-            </w:r>
-            <w:r>
-              <w:rPr>
-                <w:rFonts w:hint="eastAsia"/>
-              </w:rPr>
-              <w:t xml:space="preserve">맥스에서 뼈구조를 삭제하고 </w:t>
-            </w:r>
-            <w:proofErr w:type="spellStart"/>
-            <w:r>
-              <w:rPr>
-                <w:rFonts w:hint="eastAsia"/>
-              </w:rPr>
-              <w:t>메쉬</w:t>
-            </w:r>
-            <w:proofErr w:type="spellEnd"/>
-            <w:r>
-              <w:rPr>
-                <w:rFonts w:hint="eastAsia"/>
-              </w:rPr>
-              <w:t xml:space="preserve"> 뿐인 데이터를 이용하여 문제를 해결하였다. 기존에 채은이가 찾아놓았던 애니메이션을 다시 적용하였다.</w:t>
+              <w:t xml:space="preserve">의 바이패드의 뼈 구조가 적용되어있었던 터라, 믹사모에서 오토 리깅을 한 결과가 제대로 언리얼에 넘어가지 않았던 것으로 추측된다. </w:t>
+            </w:r>
+            <w:r>
+              <w:rPr>
+                <w:rFonts w:hint="eastAsia"/>
+              </w:rPr>
+              <w:t>맥스에서 뼈구조를 삭제하고 메쉬 뿐인 데이터를 이용하여 문제를 해결하였다. 기존에 채은이가 찾아놓았던 애니메이션을 다시 적용하였다.</w:t>
             </w:r>
           </w:p>
         </w:tc>
@@ -956,172 +738,31 @@
               <w:rPr>
                 <w:rFonts w:hint="eastAsia"/>
               </w:rPr>
-              <w:t>-</w:t>
-            </w:r>
-            <w:proofErr w:type="spellStart"/>
-            <w:r>
-              <w:rPr>
-                <w:rFonts w:hint="eastAsia"/>
-              </w:rPr>
-              <w:t>타일맵</w:t>
-            </w:r>
-            <w:proofErr w:type="spellEnd"/>
-            <w:r>
-              <w:rPr>
-                <w:rFonts w:hint="eastAsia"/>
-              </w:rPr>
-              <w:t xml:space="preserve"> 수가 꽤 많아서 14중 3개빼고 전부 제작했다.</w:t>
-            </w:r>
-          </w:p>
-          <w:p>
-            <w:r>
-              <w:rPr>
-                <w:rFonts w:hint="eastAsia"/>
-              </w:rPr>
-              <w:t xml:space="preserve">-몬스터가 자신이 있는 방에서 연결된 다른 방으로 넘어가는 것까지 구현했다. 다만, 아직 모든 </w:t>
-            </w:r>
-            <w:proofErr w:type="spellStart"/>
-            <w:r>
-              <w:rPr>
-                <w:rFonts w:hint="eastAsia"/>
-              </w:rPr>
-              <w:t>타일맵이</w:t>
-            </w:r>
-            <w:proofErr w:type="spellEnd"/>
-            <w:r>
-              <w:rPr>
-                <w:rFonts w:hint="eastAsia"/>
-              </w:rPr>
-              <w:t xml:space="preserve"> 완성된 게 </w:t>
-            </w:r>
-            <w:proofErr w:type="spellStart"/>
-            <w:r>
-              <w:rPr>
-                <w:rFonts w:hint="eastAsia"/>
-              </w:rPr>
-              <w:t>아니라서</w:t>
-            </w:r>
-            <w:proofErr w:type="spellEnd"/>
-            <w:r>
-              <w:rPr>
-                <w:rFonts w:hint="eastAsia"/>
-              </w:rPr>
-              <w:t xml:space="preserve"> </w:t>
-            </w:r>
-            <w:proofErr w:type="spellStart"/>
-            <w:r>
-              <w:rPr>
-                <w:rFonts w:hint="eastAsia"/>
-              </w:rPr>
-              <w:t>타일맵이</w:t>
-            </w:r>
-            <w:proofErr w:type="spellEnd"/>
-            <w:r>
-              <w:rPr>
-                <w:rFonts w:hint="eastAsia"/>
-              </w:rPr>
-              <w:t xml:space="preserve"> 없는 방으로 이동하면 서버가 터진다. 그래서 일단 </w:t>
-            </w:r>
-            <w:proofErr w:type="spellStart"/>
-            <w:r>
-              <w:rPr>
-                <w:rFonts w:hint="eastAsia"/>
-              </w:rPr>
-              <w:t>타일맵이</w:t>
-            </w:r>
-            <w:proofErr w:type="spellEnd"/>
-            <w:r>
-              <w:rPr>
-                <w:rFonts w:hint="eastAsia"/>
-              </w:rPr>
-              <w:t xml:space="preserve"> 완성될 때까지는 </w:t>
-            </w:r>
-            <w:proofErr w:type="spellStart"/>
-            <w:r>
-              <w:rPr>
-                <w:rFonts w:hint="eastAsia"/>
-              </w:rPr>
-              <w:t>MainRoom</w:t>
-            </w:r>
-            <w:proofErr w:type="spellEnd"/>
-            <w:r>
-              <w:rPr>
-                <w:rFonts w:hint="eastAsia"/>
-              </w:rPr>
-              <w:t>에서만 이동하도록 설정했다.</w:t>
-            </w:r>
-          </w:p>
-          <w:p>
-            <w:r>
-              <w:rPr>
-                <w:rFonts w:hint="eastAsia"/>
-              </w:rPr>
-              <w:t xml:space="preserve">그리고 지금 </w:t>
-            </w:r>
-            <w:proofErr w:type="spellStart"/>
-            <w:r>
-              <w:rPr>
-                <w:rFonts w:hint="eastAsia"/>
-              </w:rPr>
-              <w:t>타일맵</w:t>
-            </w:r>
-            <w:proofErr w:type="spellEnd"/>
-            <w:r>
-              <w:rPr>
-                <w:rFonts w:hint="eastAsia"/>
-              </w:rPr>
-              <w:t xml:space="preserve"> 시작점과 모델의 시작점이 맞지 않는 모델이 몇 개 있는데 이건 따로 </w:t>
-            </w:r>
-            <w:proofErr w:type="spellStart"/>
-            <w:r>
-              <w:rPr>
-                <w:rFonts w:hint="eastAsia"/>
-              </w:rPr>
-              <w:t>처리해야될</w:t>
-            </w:r>
-            <w:proofErr w:type="spellEnd"/>
-            <w:r>
-              <w:rPr>
-                <w:rFonts w:hint="eastAsia"/>
-              </w:rPr>
-              <w:t xml:space="preserve"> 것 같다.</w:t>
-            </w:r>
-          </w:p>
-          <w:p>
-            <w:r>
-              <w:rPr>
-                <w:rFonts w:hint="eastAsia"/>
-              </w:rPr>
-              <w:lastRenderedPageBreak/>
-              <w:t xml:space="preserve">-이전에 아이템 획득을 하면 아이템을 삭제만 했는데, 획득한 플레이어의 인벤토리로 들어갈 수 있게 </w:t>
-            </w:r>
-            <w:proofErr w:type="spellStart"/>
-            <w:r>
-              <w:rPr>
-                <w:rFonts w:hint="eastAsia"/>
-              </w:rPr>
-              <w:t>AddItemToInventory</w:t>
-            </w:r>
-            <w:proofErr w:type="spellEnd"/>
-            <w:r>
-              <w:rPr>
-                <w:rFonts w:hint="eastAsia"/>
-              </w:rPr>
-              <w:t xml:space="preserve"> Packet </w:t>
-            </w:r>
-            <w:proofErr w:type="spellStart"/>
-            <w:r>
-              <w:rPr>
-                <w:rFonts w:hint="eastAsia"/>
-              </w:rPr>
-              <w:t>recv</w:t>
-            </w:r>
-            <w:proofErr w:type="spellEnd"/>
-            <w:r>
-              <w:rPr>
-                <w:rFonts w:hint="eastAsia"/>
-              </w:rPr>
-              <w:t>, send 추가했다.</w:t>
+              <w:t>-타일맵 수가 꽤 많아서 14중 3개빼고 전부 제작했다.</w:t>
+            </w:r>
+          </w:p>
+          <w:p>
+            <w:r>
+              <w:rPr>
+                <w:rFonts w:hint="eastAsia"/>
+              </w:rPr>
+              <w:t>-몬스터가 자신이 있는 방에서 연결된 다른 방으로 넘어가는 것까지 구현했다. 다만, 아직 모든 타일맵이 완성된 게 아니라서 타일맵이 없는 방으로 이동하면 서버가 터진다. 그래서 일단 타일맵이 완성될 때까지는 MainRoom에서만 이동하도록 설정했다.</w:t>
+            </w:r>
+          </w:p>
+          <w:p>
+            <w:r>
+              <w:rPr>
+                <w:rFonts w:hint="eastAsia"/>
+              </w:rPr>
+              <w:t>그리고 지금 타일맵 시작점과 모델의 시작점이 맞지 않는 모델이 몇 개 있는데 이건 따로 처리해야될 것 같다.</w:t>
+            </w:r>
+          </w:p>
+          <w:p>
+            <w:r>
+              <w:rPr>
+                <w:rFonts w:hint="eastAsia"/>
+              </w:rPr>
+              <w:t>-이전에 아이템 획득을 하면 아이템을 삭제만 했는데, 획득한 플레이어의 인벤토리로 들어갈 수 있게 AddItemToInventory Packet recv, send 추가했다.</w:t>
             </w:r>
           </w:p>
         </w:tc>
@@ -1138,24 +779,254 @@
                 <w:bCs/>
               </w:rPr>
             </w:pPr>
-            <w:proofErr w:type="spellStart"/>
             <w:r>
               <w:rPr>
                 <w:rFonts w:hint="eastAsia"/>
                 <w:b/>
                 <w:bCs/>
               </w:rPr>
-              <w:lastRenderedPageBreak/>
               <w:t>임채은</w:t>
             </w:r>
-            <w:proofErr w:type="spellEnd"/>
           </w:p>
         </w:tc>
         <w:tc>
           <w:tcPr>
             <w:tcW w:w="9214" w:type="dxa"/>
           </w:tcPr>
+          <w:p>
+            <w:r>
+              <w:rPr>
+                <w:rFonts w:hint="eastAsia"/>
+              </w:rPr>
+              <w:t>- 단순 걷기, 달리기, 점프 애니메이션은 구현돼서 총쏘기, 칼 휘두르기, 피격, 사망, 아이템 줍기, 문 열기와 닫기</w:t>
+            </w:r>
+            <w:r>
+              <w:rPr>
+                <w:rFonts w:hint="eastAsia"/>
+              </w:rPr>
+              <w:t>를 몽타주로 만들어서 아이템 줍기와 칼 휘두르기 동작을 하도</w:t>
+            </w:r>
+            <w:r>
+              <w:rPr>
+                <w:rFonts w:hint="eastAsia"/>
+              </w:rPr>
+              <w:lastRenderedPageBreak/>
+              <w:t>록 구</w:t>
+            </w:r>
+            <w:r>
+              <w:rPr>
+                <w:rFonts w:hint="eastAsia"/>
+              </w:rPr>
+              <w:t xml:space="preserve">현했다. 이 동작들은 한 번만 재생하는 것이기 때문에 State말고 몽타주 파일을 만들어서 구현했다. ComboMontage를 만들어 애니메이션을 다 넣어놓고, 필요할 때마다 몽타주를 재생하는 거다. </w:t>
+            </w:r>
+            <w:r>
+              <w:rPr>
+                <w:rFonts w:hint="eastAsia"/>
+              </w:rPr>
+              <w:t xml:space="preserve">일단 테스트 용도로 좌클릭하면 칼을 휘두르는 애니메이션이 나오고, 아이템을 주우면 아이템을 줍는 애니메이션과 줍는 중간에 아이템을 지우는 걸 구현했다. </w:t>
+            </w:r>
+          </w:p>
+          <w:p>
+            <w:pPr>
+              <w:rPr>
+                <w:rFonts w:hint="eastAsia"/>
+              </w:rPr>
+            </w:pPr>
+            <w:r>
+              <w:rPr>
+                <w:rFonts w:hint="eastAsia"/>
+              </w:rPr>
+              <w:t xml:space="preserve">문 열기와 닫기 등은 문이 생성돼서 상호작용할 때 붙이기만 하면 되고, 다른 애니메이션도 마찬가지로 도구를 획득해서 사용하면 동작하도록 넣어 주기만 하면 된다. </w:t>
+            </w:r>
+          </w:p>
+          <w:p>
+            <w:r>
+              <w:rPr>
+                <w:rFonts w:hint="eastAsia"/>
+              </w:rPr>
+              <w:t xml:space="preserve">- </w:t>
+            </w:r>
+            <w:r>
+              <w:t>OpenCV</w:t>
+            </w:r>
+            <w:r>
+              <w:rPr>
+                <w:rFonts w:hint="eastAsia"/>
+              </w:rPr>
+              <w:t xml:space="preserve"> 관련 감정 추출 방법을 생각해봤는데, 아직 팀원들 확인을 못 받아서 내일 회의 때 확인받고 구현하려고 한다.</w:t>
+            </w:r>
+          </w:p>
+          <w:p>
+            <w:pPr>
+              <w:numPr>
+                <w:ilvl w:val="0"/>
+                <w:numId w:val="2"/>
+              </w:numPr>
+            </w:pPr>
+            <w:r>
+              <w:t xml:space="preserve">처리 방법 </w:t>
+            </w:r>
+          </w:p>
+          <w:p>
+            <w:pPr>
+              <w:numPr>
+                <w:ilvl w:val="1"/>
+                <w:numId w:val="2"/>
+              </w:numPr>
+            </w:pPr>
+            <w:r>
+              <w:t>1초마다 감정 추출 - Happy 0.7, Neutral 0.2 등</w:t>
+            </w:r>
+          </w:p>
+          <w:p>
+            <w:pPr>
+              <w:numPr>
+                <w:ilvl w:val="1"/>
+                <w:numId w:val="2"/>
+              </w:numPr>
+            </w:pPr>
+            <w:r>
+              <w:t>얼굴이 없으면 0점 처리</w:t>
+            </w:r>
+          </w:p>
+          <w:p>
+            <w:pPr>
+              <w:numPr>
+                <w:ilvl w:val="1"/>
+                <w:numId w:val="2"/>
+              </w:numPr>
+            </w:pPr>
+            <w:r>
+              <w:t xml:space="preserve">30초 뒤 평균값 내기 - 그동안 쌓이 점수들을 더하고, 30으로 나눔 </w:t>
+            </w:r>
+          </w:p>
+          <w:p>
+            <w:pPr>
+              <w:numPr>
+                <w:ilvl w:val="2"/>
+                <w:numId w:val="2"/>
+              </w:numPr>
+            </w:pPr>
+            <w:r>
+              <w:t>감정이 미미할 때는 버릴까? 아니면 다 보낼까? 0.5를 넘지 않는 감정은 무의미하다고 판단?</w:t>
+            </w:r>
+          </w:p>
           <w:p/>
+          <w:p>
+            <w:r>
+              <w:t xml:space="preserve">struct C_EmotionExtraction </w:t>
+            </w:r>
+          </w:p>
+          <w:p>
+            <w:r>
+              <w:t>{</w:t>
+            </w:r>
+          </w:p>
+          <w:p>
+            <w:r>
+              <w:t xml:space="preserve"> </w:t>
+            </w:r>
+            <w:proofErr w:type="gramStart"/>
+            <w:r>
+              <w:t>// 시간과</w:t>
+            </w:r>
+            <w:proofErr w:type="gramEnd"/>
+            <w:r>
+              <w:t xml:space="preserve"> 정확도 </w:t>
+            </w:r>
+          </w:p>
+          <w:p>
+            <w:r>
+              <w:t>int totalSec</w:t>
+            </w:r>
+            <w:proofErr w:type="gramStart"/>
+            <w:r>
+              <w:t>; /</w:t>
+            </w:r>
+            <w:proofErr w:type="gramEnd"/>
+            <w:r>
+              <w:t xml:space="preserve">/ 30초 고정이라 빼도 됨 </w:t>
+            </w:r>
+          </w:p>
+          <w:p>
+            <w:r>
+              <w:t>int validSec</w:t>
+            </w:r>
+            <w:proofErr w:type="gramStart"/>
+            <w:r>
+              <w:t>; /</w:t>
+            </w:r>
+            <w:proofErr w:type="gramEnd"/>
+            <w:r>
+              <w:t xml:space="preserve">/ 얼굴 인식이 된 초 </w:t>
+            </w:r>
+          </w:p>
+          <w:p>
+            <w:r>
+              <w:t>float reliability</w:t>
+            </w:r>
+            <w:proofErr w:type="gramStart"/>
+            <w:r>
+              <w:t>; /</w:t>
+            </w:r>
+            <w:proofErr w:type="gramEnd"/>
+            <w:r>
+              <w:t>/ 정확</w:t>
+            </w:r>
+            <w:r>
+              <w:rPr>
+                <w:rFonts w:hint="eastAsia"/>
+              </w:rPr>
+              <w:t>도</w:t>
+            </w:r>
+            <w:r>
+              <w:t xml:space="preserve"> </w:t>
+            </w:r>
+          </w:p>
+          <w:p/>
+          <w:p>
+            <w:proofErr w:type="gramStart"/>
+            <w:r>
+              <w:t>// 감정</w:t>
+            </w:r>
+            <w:proofErr w:type="gramEnd"/>
+            <w:r>
+              <w:t xml:space="preserve"> </w:t>
+            </w:r>
+          </w:p>
+          <w:p>
+            <w:r>
+              <w:t xml:space="preserve">float angry; float disgust; float fear; float happy; float sad float surprise; float </w:t>
+            </w:r>
+            <w:proofErr w:type="gramStart"/>
+            <w:r>
+              <w:t>neutral;</w:t>
+            </w:r>
+            <w:proofErr w:type="gramEnd"/>
+          </w:p>
+          <w:p>
+            <w:pPr>
+              <w:rPr>
+                <w:rFonts w:hint="eastAsia"/>
+              </w:rPr>
+            </w:pPr>
+            <w:r>
+              <w:t xml:space="preserve"> }</w:t>
+            </w:r>
+          </w:p>
+          <w:p>
+            <w:pPr>
+              <w:rPr>
+                <w:rFonts w:hint="eastAsia"/>
+              </w:rPr>
+            </w:pPr>
+            <w:r>
+              <w:rPr>
+                <w:rFonts w:hint="eastAsia"/>
+              </w:rPr>
+              <w:t>- 이번 주부터는 인벤토리와 도구 슬롯 등을 구현하고, OpenCV로 추출한 감정을 패킷에 담아 송신하도록 구현할 것이다.</w:t>
+            </w:r>
+          </w:p>
         </w:tc>
       </w:tr>
     </w:tbl>
@@ -1342,8 +1213,152 @@
       </w:rPr>
     </w:lvl>
   </w:abstractNum>
+  <w:abstractNum w:abstractNumId="1" w15:restartNumberingAfterBreak="0">
+    <w:nsid w:val="273676FE"/>
+    <w:multiLevelType w:val="multilevel"/>
+    <w:tmpl w:val="7FC06DF0"/>
+    <w:lvl w:ilvl="0">
+      <w:start w:val="1"/>
+      <w:numFmt w:val="bullet"/>
+      <w:lvlText w:val=""/>
+      <w:lvlJc w:val="left"/>
+      <w:pPr>
+        <w:tabs>
+          <w:tab w:val="num" w:pos="720"/>
+        </w:tabs>
+        <w:ind w:left="720" w:hanging="360"/>
+      </w:pPr>
+      <w:rPr>
+        <w:rFonts w:ascii="Symbol" w:hAnsi="Symbol" w:hint="default"/>
+        <w:sz w:val="20"/>
+      </w:rPr>
+    </w:lvl>
+    <w:lvl w:ilvl="1">
+      <w:start w:val="1"/>
+      <w:numFmt w:val="decimal"/>
+      <w:lvlText w:val="%2."/>
+      <w:lvlJc w:val="left"/>
+      <w:pPr>
+        <w:tabs>
+          <w:tab w:val="num" w:pos="1440"/>
+        </w:tabs>
+        <w:ind w:left="1440" w:hanging="360"/>
+      </w:pPr>
+    </w:lvl>
+    <w:lvl w:ilvl="2">
+      <w:start w:val="1"/>
+      <w:numFmt w:val="decimal"/>
+      <w:lvlText w:val="%3."/>
+      <w:lvlJc w:val="left"/>
+      <w:pPr>
+        <w:tabs>
+          <w:tab w:val="num" w:pos="2160"/>
+        </w:tabs>
+        <w:ind w:left="2160" w:hanging="360"/>
+      </w:pPr>
+    </w:lvl>
+    <w:lvl w:ilvl="3" w:tentative="1">
+      <w:start w:val="1"/>
+      <w:numFmt w:val="bullet"/>
+      <w:lvlText w:val=""/>
+      <w:lvlJc w:val="left"/>
+      <w:pPr>
+        <w:tabs>
+          <w:tab w:val="num" w:pos="2880"/>
+        </w:tabs>
+        <w:ind w:left="2880" w:hanging="360"/>
+      </w:pPr>
+      <w:rPr>
+        <w:rFonts w:ascii="Wingdings" w:hAnsi="Wingdings" w:hint="default"/>
+        <w:sz w:val="20"/>
+      </w:rPr>
+    </w:lvl>
+    <w:lvl w:ilvl="4" w:tentative="1">
+      <w:start w:val="1"/>
+      <w:numFmt w:val="bullet"/>
+      <w:lvlText w:val=""/>
+      <w:lvlJc w:val="left"/>
+      <w:pPr>
+        <w:tabs>
+          <w:tab w:val="num" w:pos="3600"/>
+        </w:tabs>
+        <w:ind w:left="3600" w:hanging="360"/>
+      </w:pPr>
+      <w:rPr>
+        <w:rFonts w:ascii="Wingdings" w:hAnsi="Wingdings" w:hint="default"/>
+        <w:sz w:val="20"/>
+      </w:rPr>
+    </w:lvl>
+    <w:lvl w:ilvl="5" w:tentative="1">
+      <w:start w:val="1"/>
+      <w:numFmt w:val="bullet"/>
+      <w:lvlText w:val=""/>
+      <w:lvlJc w:val="left"/>
+      <w:pPr>
+        <w:tabs>
+          <w:tab w:val="num" w:pos="4320"/>
+        </w:tabs>
+        <w:ind w:left="4320" w:hanging="360"/>
+      </w:pPr>
+      <w:rPr>
+        <w:rFonts w:ascii="Wingdings" w:hAnsi="Wingdings" w:hint="default"/>
+        <w:sz w:val="20"/>
+      </w:rPr>
+    </w:lvl>
+    <w:lvl w:ilvl="6" w:tentative="1">
+      <w:start w:val="1"/>
+      <w:numFmt w:val="bullet"/>
+      <w:lvlText w:val=""/>
+      <w:lvlJc w:val="left"/>
+      <w:pPr>
+        <w:tabs>
+          <w:tab w:val="num" w:pos="5040"/>
+        </w:tabs>
+        <w:ind w:left="5040" w:hanging="360"/>
+      </w:pPr>
+      <w:rPr>
+        <w:rFonts w:ascii="Wingdings" w:hAnsi="Wingdings" w:hint="default"/>
+        <w:sz w:val="20"/>
+      </w:rPr>
+    </w:lvl>
+    <w:lvl w:ilvl="7" w:tentative="1">
+      <w:start w:val="1"/>
+      <w:numFmt w:val="bullet"/>
+      <w:lvlText w:val=""/>
+      <w:lvlJc w:val="left"/>
+      <w:pPr>
+        <w:tabs>
+          <w:tab w:val="num" w:pos="5760"/>
+        </w:tabs>
+        <w:ind w:left="5760" w:hanging="360"/>
+      </w:pPr>
+      <w:rPr>
+        <w:rFonts w:ascii="Wingdings" w:hAnsi="Wingdings" w:hint="default"/>
+        <w:sz w:val="20"/>
+      </w:rPr>
+    </w:lvl>
+    <w:lvl w:ilvl="8" w:tentative="1">
+      <w:start w:val="1"/>
+      <w:numFmt w:val="bullet"/>
+      <w:lvlText w:val=""/>
+      <w:lvlJc w:val="left"/>
+      <w:pPr>
+        <w:tabs>
+          <w:tab w:val="num" w:pos="6480"/>
+        </w:tabs>
+        <w:ind w:left="6480" w:hanging="360"/>
+      </w:pPr>
+      <w:rPr>
+        <w:rFonts w:ascii="Wingdings" w:hAnsi="Wingdings" w:hint="default"/>
+        <w:sz w:val="20"/>
+      </w:rPr>
+    </w:lvl>
+  </w:abstractNum>
   <w:num w:numId="1" w16cid:durableId="1396316752">
     <w:abstractNumId w:val="0"/>
+  </w:num>
+  <w:num w:numId="2" w16cid:durableId="1943106000">
+    <w:abstractNumId w:val="1"/>
   </w:num>
 </w:numbering>
 </file>
@@ -1955,7 +1970,6 @@
   <w:style w:type="character" w:default="1" w:styleId="a0">
     <w:name w:val="Default Paragraph Font"/>
     <w:uiPriority w:val="1"/>
-    <w:semiHidden/>
     <w:unhideWhenUsed/>
   </w:style>
   <w:style w:type="table" w:default="1" w:styleId="a1">
